--- a/Proposal/Proposal.docx
+++ b/Proposal/Proposal.docx
@@ -2185,12 +2185,31 @@
           <w:lang w:val="en-PK"/>
         </w:rPr>
       </w:pPr>
-      <w:r>
-        <w:rPr>
-          <w:b/>
-          <w:bCs/>
-          <w:lang w:val="en-PK"/>
-        </w:rPr>
+    </w:p>
+    <w:p>
+      <w:pPr>
+        <w:rPr>
+          <w:b/>
+          <w:bCs/>
+          <w:lang w:val="en-PK"/>
+        </w:rPr>
+      </w:pPr>
+    </w:p>
+    <w:p>
+      <w:pPr>
+        <w:rPr>
+          <w:b/>
+          <w:bCs/>
+          <w:lang w:val="en-PK"/>
+        </w:rPr>
+      </w:pPr>
+      <w:r>
+        <w:rPr>
+          <w:b/>
+          <w:bCs/>
+          <w:lang w:val="en-PK"/>
+        </w:rPr>
+        <w:lastRenderedPageBreak/>
         <w:t>Project Evaluation Criteria Alignment</w:t>
       </w:r>
     </w:p>
@@ -2246,7 +2265,6 @@
                 <w:bCs/>
                 <w:lang w:val="en-PK"/>
               </w:rPr>
-              <w:lastRenderedPageBreak/>
               <w:t>Phase</w:t>
             </w:r>
           </w:p>
@@ -2866,6 +2884,31 @@
       </w:tr>
     </w:tbl>
     <w:p/>
+    <w:p/>
+    <w:p>
+      <w:proofErr w:type="spellStart"/>
+      <w:r>
+        <w:rPr>
+          <w:b/>
+          <w:bCs/>
+        </w:rPr>
+        <w:t>Github</w:t>
+      </w:r>
+      <w:proofErr w:type="spellEnd"/>
+      <w:r>
+        <w:rPr>
+          <w:b/>
+          <w:bCs/>
+        </w:rPr>
+        <w:t>:</w:t>
+      </w:r>
+      <w:r>
+        <w:t xml:space="preserve"> </w:t>
+      </w:r>
+      <w:r>
+        <w:t>https://github.com/Taha-A-Hashmi/OrderSync</w:t>
+      </w:r>
+    </w:p>
     <w:sectPr>
       <w:pgSz w:w="11906" w:h="16838"/>
       <w:pgMar w:top="1440" w:right="1440" w:bottom="1440" w:left="1440" w:header="708" w:footer="708" w:gutter="0"/>
